--- a/submission/03_设计文档/VESC2026_IMU手势识别设计文档.docx
+++ b/submission/03_设计文档/VESC2026_IMU手势识别设计文档.docx
@@ -2217,7 +2217,7 @@
           <w:b w:val="0"/>
           <w:sz w:val="22"/>
         </w:rPr>
-        <w:t>有效输出后进入 1600 ms 全局冷却，抑制单动作重复输出。</w:t>
+        <w:t>有效输出后进入 600 ms 全局冷却，并通过同类阻塞释放抑制单动作重复输出。</w:t>
       </w:r>
     </w:p>
     <w:p>
@@ -2636,7 +2636,7 @@
                 <w:b w:val="0"/>
                 <w:sz w:val="19"/>
               </w:rPr>
-              <w:t>2210</w:t>
+              <w:t>2322</w:t>
             </w:r>
           </w:p>
         </w:tc>
@@ -2661,7 +2661,7 @@
                 <w:b w:val="0"/>
                 <w:sz w:val="19"/>
               </w:rPr>
-              <w:t>430</w:t>
+              <w:t>522</w:t>
             </w:r>
           </w:p>
         </w:tc>
@@ -2686,7 +2686,7 @@
                 <w:b w:val="0"/>
                 <w:sz w:val="19"/>
               </w:rPr>
-              <w:t>570</w:t>
+              <w:t>458</w:t>
             </w:r>
           </w:p>
         </w:tc>
@@ -2711,7 +2711,7 @@
                 <w:b w:val="0"/>
                 <w:sz w:val="19"/>
               </w:rPr>
-              <w:t>83.71%</w:t>
+              <w:t>81.65%</w:t>
             </w:r>
           </w:p>
         </w:tc>
@@ -2736,7 +2736,7 @@
                 <w:b w:val="0"/>
                 <w:sz w:val="19"/>
               </w:rPr>
-              <w:t>79.50%</w:t>
+              <w:t>83.53%</w:t>
             </w:r>
           </w:p>
         </w:tc>
@@ -2761,7 +2761,7 @@
                 <w:b w:val="0"/>
                 <w:sz w:val="19"/>
               </w:rPr>
-              <w:t>81.55%</w:t>
+              <w:t>82.57%</w:t>
             </w:r>
           </w:p>
         </w:tc>
@@ -2813,7 +2813,7 @@
                 <w:b w:val="0"/>
                 <w:sz w:val="19"/>
               </w:rPr>
-              <w:t>2274</w:t>
+              <w:t>2503</w:t>
             </w:r>
           </w:p>
         </w:tc>
@@ -2838,7 +2838,7 @@
                 <w:b w:val="0"/>
                 <w:sz w:val="19"/>
               </w:rPr>
-              <w:t>210</w:t>
+              <w:t>349</w:t>
             </w:r>
           </w:p>
         </w:tc>
@@ -2863,7 +2863,7 @@
                 <w:b w:val="0"/>
                 <w:sz w:val="19"/>
               </w:rPr>
-              <w:t>504</w:t>
+              <w:t>275</w:t>
             </w:r>
           </w:p>
         </w:tc>
@@ -2888,7 +2888,7 @@
                 <w:b w:val="0"/>
                 <w:sz w:val="19"/>
               </w:rPr>
-              <w:t>91.55%</w:t>
+              <w:t>87.76%</w:t>
             </w:r>
           </w:p>
         </w:tc>
@@ -2913,7 +2913,7 @@
                 <w:b w:val="0"/>
                 <w:sz w:val="19"/>
               </w:rPr>
-              <w:t>81.86%</w:t>
+              <w:t>90.10%</w:t>
             </w:r>
           </w:p>
         </w:tc>
@@ -2938,7 +2938,7 @@
                 <w:b w:val="0"/>
                 <w:sz w:val="19"/>
               </w:rPr>
-              <w:t>86.43%</w:t>
+              <w:t>88.92%</w:t>
             </w:r>
           </w:p>
         </w:tc>
@@ -2990,7 +2990,7 @@
                 <w:b w:val="0"/>
                 <w:sz w:val="19"/>
               </w:rPr>
-              <w:t>2206</w:t>
+              <w:t>2326</w:t>
             </w:r>
           </w:p>
         </w:tc>
@@ -3015,7 +3015,7 @@
                 <w:b w:val="0"/>
                 <w:sz w:val="19"/>
               </w:rPr>
-              <w:t>21</w:t>
+              <w:t>23</w:t>
             </w:r>
           </w:p>
         </w:tc>
@@ -3040,7 +3040,7 @@
                 <w:b w:val="0"/>
                 <w:sz w:val="19"/>
               </w:rPr>
-              <w:t>185</w:t>
+              <w:t>65</w:t>
             </w:r>
           </w:p>
         </w:tc>
@@ -3065,7 +3065,7 @@
                 <w:b w:val="0"/>
                 <w:sz w:val="19"/>
               </w:rPr>
-              <w:t>99.06%</w:t>
+              <w:t>99.02%</w:t>
             </w:r>
           </w:p>
         </w:tc>
@@ -3090,7 +3090,7 @@
                 <w:b w:val="0"/>
                 <w:sz w:val="19"/>
               </w:rPr>
-              <w:t>92.26%</w:t>
+              <w:t>97.28%</w:t>
             </w:r>
           </w:p>
         </w:tc>
@@ -3115,7 +3115,7 @@
                 <w:b w:val="0"/>
                 <w:sz w:val="19"/>
               </w:rPr>
-              <w:t>95.54%</w:t>
+              <w:t>98.14%</w:t>
             </w:r>
           </w:p>
         </w:tc>
@@ -3167,7 +3167,7 @@
                 <w:b w:val="0"/>
                 <w:sz w:val="19"/>
               </w:rPr>
-              <w:t>2203</w:t>
+              <w:t>2301</w:t>
             </w:r>
           </w:p>
         </w:tc>
@@ -3192,7 +3192,7 @@
                 <w:b w:val="0"/>
                 <w:sz w:val="19"/>
               </w:rPr>
-              <w:t>12</w:t>
+              <w:t>39</w:t>
             </w:r>
           </w:p>
         </w:tc>
@@ -3217,7 +3217,7 @@
                 <w:b w:val="0"/>
                 <w:sz w:val="19"/>
               </w:rPr>
-              <w:t>183</w:t>
+              <w:t>85</w:t>
             </w:r>
           </w:p>
         </w:tc>
@@ -3242,7 +3242,7 @@
                 <w:b w:val="0"/>
                 <w:sz w:val="19"/>
               </w:rPr>
-              <w:t>99.46%</w:t>
+              <w:t>98.33%</w:t>
             </w:r>
           </w:p>
         </w:tc>
@@ -3267,7 +3267,7 @@
                 <w:b w:val="0"/>
                 <w:sz w:val="19"/>
               </w:rPr>
-              <w:t>92.33%</w:t>
+              <w:t>96.44%</w:t>
             </w:r>
           </w:p>
         </w:tc>
@@ -3292,7 +3292,7 @@
                 <w:b w:val="0"/>
                 <w:sz w:val="19"/>
               </w:rPr>
-              <w:t>95.76%</w:t>
+              <w:t>97.38%</w:t>
             </w:r>
           </w:p>
         </w:tc>
@@ -3313,7 +3313,7 @@
           <w:b w:val="0"/>
           <w:sz w:val="22"/>
         </w:rPr>
-        <w:t>六用户留一事件级宏 F1 为 89.82%。六折窗口准确率范围为 90.58% 至 93.52%。正确事件平均输出延迟约 342 ms。</w:t>
+        <w:t>六用户留一事件级宏 F1 为 91.75%。六折窗口准确率范围为 90.58% 至 93.52%。正确事件平均输出延迟约 309 ms。</w:t>
       </w:r>
     </w:p>
     <w:p>

--- a/submission/03_设计文档/VESC2026_IMU手势识别设计文档.docx
+++ b/submission/03_设计文档/VESC2026_IMU手势识别设计文档.docx
@@ -2187,7 +2187,7 @@
           <w:b w:val="0"/>
           <w:sz w:val="22"/>
         </w:rPr>
-        <w:t>投票阈值：pinch 40/50，clench 30/50，up/down 32/50。</w:t>
+        <w:t>投票阈值：pinch 42/50，clench 34/50，up/down 32/50。</w:t>
       </w:r>
     </w:p>
     <w:p>
@@ -2636,7 +2636,7 @@
                 <w:b w:val="0"/>
                 <w:sz w:val="19"/>
               </w:rPr>
-              <w:t>2322</w:t>
+              <w:t>2232</w:t>
             </w:r>
           </w:p>
         </w:tc>
@@ -2661,7 +2661,7 @@
                 <w:b w:val="0"/>
                 <w:sz w:val="19"/>
               </w:rPr>
-              <w:t>522</w:t>
+              <w:t>354</w:t>
             </w:r>
           </w:p>
         </w:tc>
@@ -2686,7 +2686,7 @@
                 <w:b w:val="0"/>
                 <w:sz w:val="19"/>
               </w:rPr>
-              <w:t>458</w:t>
+              <w:t>548</w:t>
             </w:r>
           </w:p>
         </w:tc>
@@ -2711,7 +2711,7 @@
                 <w:b w:val="0"/>
                 <w:sz w:val="19"/>
               </w:rPr>
-              <w:t>81.65%</w:t>
+              <w:t>86.31%</w:t>
             </w:r>
           </w:p>
         </w:tc>
@@ -2736,7 +2736,7 @@
                 <w:b w:val="0"/>
                 <w:sz w:val="19"/>
               </w:rPr>
-              <w:t>83.53%</w:t>
+              <w:t>80.29%</w:t>
             </w:r>
           </w:p>
         </w:tc>
@@ -2761,7 +2761,7 @@
                 <w:b w:val="0"/>
                 <w:sz w:val="19"/>
               </w:rPr>
-              <w:t>82.57%</w:t>
+              <w:t>83.19%</w:t>
             </w:r>
           </w:p>
         </w:tc>
@@ -2813,7 +2813,7 @@
                 <w:b w:val="0"/>
                 <w:sz w:val="19"/>
               </w:rPr>
-              <w:t>2503</w:t>
+              <w:t>2471</w:t>
             </w:r>
           </w:p>
         </w:tc>
@@ -2838,7 +2838,7 @@
                 <w:b w:val="0"/>
                 <w:sz w:val="19"/>
               </w:rPr>
-              <w:t>349</w:t>
+              <w:t>176</w:t>
             </w:r>
           </w:p>
         </w:tc>
@@ -2863,7 +2863,7 @@
                 <w:b w:val="0"/>
                 <w:sz w:val="19"/>
               </w:rPr>
-              <w:t>275</w:t>
+              <w:t>307</w:t>
             </w:r>
           </w:p>
         </w:tc>
@@ -2888,7 +2888,7 @@
                 <w:b w:val="0"/>
                 <w:sz w:val="19"/>
               </w:rPr>
-              <w:t>87.76%</w:t>
+              <w:t>93.35%</w:t>
             </w:r>
           </w:p>
         </w:tc>
@@ -2913,7 +2913,7 @@
                 <w:b w:val="0"/>
                 <w:sz w:val="19"/>
               </w:rPr>
-              <w:t>90.10%</w:t>
+              <w:t>88.95%</w:t>
             </w:r>
           </w:p>
         </w:tc>
@@ -2938,7 +2938,7 @@
                 <w:b w:val="0"/>
                 <w:sz w:val="19"/>
               </w:rPr>
-              <w:t>88.92%</w:t>
+              <w:t>91.10%</w:t>
             </w:r>
           </w:p>
         </w:tc>
@@ -3313,7 +3313,7 @@
           <w:b w:val="0"/>
           <w:sz w:val="22"/>
         </w:rPr>
-        <w:t>六用户留一事件级宏 F1 为 91.75%。六折窗口准确率范围为 90.58% 至 93.52%。正确事件平均输出延迟约 309 ms。</w:t>
+        <w:t>六用户留一事件级宏 F1 为 92.45%。六折窗口准确率范围为 90.58% 至 93.52%。正确事件平均输出延迟约 318 ms。</w:t>
       </w:r>
     </w:p>
     <w:p>

--- a/submission/03_设计文档/VESC2026_IMU手势识别设计文档.docx
+++ b/submission/03_设计文档/VESC2026_IMU手势识别设计文档.docx
@@ -171,7 +171,7 @@
           <w:b w:val="0"/>
           <w:sz w:val="22"/>
         </w:rPr>
-        <w:t>算法采用 1 秒滑动窗口、123 个整数时域特征和 50 棵随机森林。板端加入分类别置信阈值、连续窗口确认、全局冷却和抬腕状态机，减少误报与重复输出。</w:t>
+        <w:t>算法采用 1 秒滑动窗口、123 个整数时域特征和 100 棵随机森林。板端加入分类别置信阈值、连续窗口确认、全局冷却和抬腕状态机，减少误报与重复输出。</w:t>
       </w:r>
     </w:p>
     <w:p>
@@ -1896,7 +1896,7 @@
                 <w:b w:val="0"/>
                 <w:sz w:val="19"/>
               </w:rPr>
-              <w:t>50</w:t>
+              <w:t>100</w:t>
             </w:r>
           </w:p>
         </w:tc>
@@ -1948,7 +1948,7 @@
                 <w:b w:val="0"/>
                 <w:sz w:val="19"/>
               </w:rPr>
-              <w:t>12</w:t>
+              <w:t>14</w:t>
             </w:r>
           </w:p>
         </w:tc>
@@ -2000,7 +2000,7 @@
                 <w:b w:val="0"/>
                 <w:sz w:val="19"/>
               </w:rPr>
-              <w:t>4</w:t>
+              <w:t>2</w:t>
             </w:r>
           </w:p>
         </w:tc>
@@ -2156,7 +2156,7 @@
                 <w:b w:val="0"/>
                 <w:sz w:val="19"/>
               </w:rPr>
-              <w:t>76,106</w:t>
+              <w:t>269,196</w:t>
             </w:r>
           </w:p>
         </w:tc>
@@ -2187,7 +2187,7 @@
           <w:b w:val="0"/>
           <w:sz w:val="22"/>
         </w:rPr>
-        <w:t>投票阈值：pinch 42/50，clench 34/50，up/down 32/50。</w:t>
+        <w:t>投票阈值：pinch 82/100，clench 77/100，up/down 50/100。</w:t>
       </w:r>
     </w:p>
     <w:p>
@@ -2217,7 +2217,7 @@
           <w:b w:val="0"/>
           <w:sz w:val="22"/>
         </w:rPr>
-        <w:t>有效输出后进入 600 ms 全局冷却，并通过同类阻塞释放抑制单动作重复输出。</w:t>
+        <w:t>有效输出后进入 600 ms 全局冷却；同类阻塞需要连续 2 个非同类窗口后释放，抑制单动作重复输出。</w:t>
       </w:r>
     </w:p>
     <w:p>
@@ -2345,7 +2345,7 @@
           <w:b w:val="0"/>
           <w:sz w:val="22"/>
         </w:rPr>
-        <w:t>algo_task 提取特征、执行 50 棵树、运行状态机。</w:t>
+        <w:t>algo_task 提取特征、执行 100 棵树、运行状态机。</w:t>
       </w:r>
     </w:p>
     <w:p>
@@ -2636,7 +2636,7 @@
                 <w:b w:val="0"/>
                 <w:sz w:val="19"/>
               </w:rPr>
-              <w:t>2232</w:t>
+              <w:t>2243</w:t>
             </w:r>
           </w:p>
         </w:tc>
@@ -2661,7 +2661,7 @@
                 <w:b w:val="0"/>
                 <w:sz w:val="19"/>
               </w:rPr>
-              <w:t>354</w:t>
+              <w:t>268</w:t>
             </w:r>
           </w:p>
         </w:tc>
@@ -2686,7 +2686,7 @@
                 <w:b w:val="0"/>
                 <w:sz w:val="19"/>
               </w:rPr>
-              <w:t>548</w:t>
+              <w:t>537</w:t>
             </w:r>
           </w:p>
         </w:tc>
@@ -2711,7 +2711,7 @@
                 <w:b w:val="0"/>
                 <w:sz w:val="19"/>
               </w:rPr>
-              <w:t>86.31%</w:t>
+              <w:t>89.33%</w:t>
             </w:r>
           </w:p>
         </w:tc>
@@ -2736,7 +2736,7 @@
                 <w:b w:val="0"/>
                 <w:sz w:val="19"/>
               </w:rPr>
-              <w:t>80.29%</w:t>
+              <w:t>80.68%</w:t>
             </w:r>
           </w:p>
         </w:tc>
@@ -2761,7 +2761,7 @@
                 <w:b w:val="0"/>
                 <w:sz w:val="19"/>
               </w:rPr>
-              <w:t>83.19%</w:t>
+              <w:t>84.79%</w:t>
             </w:r>
           </w:p>
         </w:tc>
@@ -2813,7 +2813,7 @@
                 <w:b w:val="0"/>
                 <w:sz w:val="19"/>
               </w:rPr>
-              <w:t>2471</w:t>
+              <w:t>2384</w:t>
             </w:r>
           </w:p>
         </w:tc>
@@ -2838,7 +2838,7 @@
                 <w:b w:val="0"/>
                 <w:sz w:val="19"/>
               </w:rPr>
-              <w:t>176</w:t>
+              <w:t>47</w:t>
             </w:r>
           </w:p>
         </w:tc>
@@ -2863,7 +2863,7 @@
                 <w:b w:val="0"/>
                 <w:sz w:val="19"/>
               </w:rPr>
-              <w:t>307</w:t>
+              <w:t>394</w:t>
             </w:r>
           </w:p>
         </w:tc>
@@ -2888,7 +2888,7 @@
                 <w:b w:val="0"/>
                 <w:sz w:val="19"/>
               </w:rPr>
-              <w:t>93.35%</w:t>
+              <w:t>98.07%</w:t>
             </w:r>
           </w:p>
         </w:tc>
@@ -2913,7 +2913,7 @@
                 <w:b w:val="0"/>
                 <w:sz w:val="19"/>
               </w:rPr>
-              <w:t>88.95%</w:t>
+              <w:t>85.82%</w:t>
             </w:r>
           </w:p>
         </w:tc>
@@ -2938,7 +2938,7 @@
                 <w:b w:val="0"/>
                 <w:sz w:val="19"/>
               </w:rPr>
-              <w:t>91.10%</w:t>
+              <w:t>91.53%</w:t>
             </w:r>
           </w:p>
         </w:tc>
@@ -2990,7 +2990,7 @@
                 <w:b w:val="0"/>
                 <w:sz w:val="19"/>
               </w:rPr>
-              <w:t>2326</w:t>
+              <w:t>2367</w:t>
             </w:r>
           </w:p>
         </w:tc>
@@ -3015,7 +3015,7 @@
                 <w:b w:val="0"/>
                 <w:sz w:val="19"/>
               </w:rPr>
-              <w:t>23</w:t>
+              <w:t>38</w:t>
             </w:r>
           </w:p>
         </w:tc>
@@ -3040,7 +3040,7 @@
                 <w:b w:val="0"/>
                 <w:sz w:val="19"/>
               </w:rPr>
-              <w:t>65</w:t>
+              <w:t>24</w:t>
             </w:r>
           </w:p>
         </w:tc>
@@ -3065,7 +3065,7 @@
                 <w:b w:val="0"/>
                 <w:sz w:val="19"/>
               </w:rPr>
-              <w:t>99.02%</w:t>
+              <w:t>98.42%</w:t>
             </w:r>
           </w:p>
         </w:tc>
@@ -3090,7 +3090,7 @@
                 <w:b w:val="0"/>
                 <w:sz w:val="19"/>
               </w:rPr>
-              <w:t>97.28%</w:t>
+              <w:t>99.00%</w:t>
             </w:r>
           </w:p>
         </w:tc>
@@ -3115,7 +3115,7 @@
                 <w:b w:val="0"/>
                 <w:sz w:val="19"/>
               </w:rPr>
-              <w:t>98.14%</w:t>
+              <w:t>98.71%</w:t>
             </w:r>
           </w:p>
         </w:tc>
@@ -3167,7 +3167,7 @@
                 <w:b w:val="0"/>
                 <w:sz w:val="19"/>
               </w:rPr>
-              <w:t>2301</w:t>
+              <w:t>2345</w:t>
             </w:r>
           </w:p>
         </w:tc>
@@ -3192,7 +3192,7 @@
                 <w:b w:val="0"/>
                 <w:sz w:val="19"/>
               </w:rPr>
-              <w:t>39</w:t>
+              <w:t>47</w:t>
             </w:r>
           </w:p>
         </w:tc>
@@ -3217,7 +3217,7 @@
                 <w:b w:val="0"/>
                 <w:sz w:val="19"/>
               </w:rPr>
-              <w:t>85</w:t>
+              <w:t>41</w:t>
             </w:r>
           </w:p>
         </w:tc>
@@ -3242,7 +3242,7 @@
                 <w:b w:val="0"/>
                 <w:sz w:val="19"/>
               </w:rPr>
-              <w:t>98.33%</w:t>
+              <w:t>98.04%</w:t>
             </w:r>
           </w:p>
         </w:tc>
@@ -3267,7 +3267,7 @@
                 <w:b w:val="0"/>
                 <w:sz w:val="19"/>
               </w:rPr>
-              <w:t>96.44%</w:t>
+              <w:t>98.28%</w:t>
             </w:r>
           </w:p>
         </w:tc>
@@ -3292,7 +3292,7 @@
                 <w:b w:val="0"/>
                 <w:sz w:val="19"/>
               </w:rPr>
-              <w:t>97.38%</w:t>
+              <w:t>98.16%</w:t>
             </w:r>
           </w:p>
         </w:tc>
@@ -3313,7 +3313,7 @@
           <w:b w:val="0"/>
           <w:sz w:val="22"/>
         </w:rPr>
-        <w:t>六用户留一事件级宏 F1 为 92.45%。六折窗口准确率范围为 90.58% 至 93.52%。正确事件平均输出延迟约 318 ms。</w:t>
+        <w:t>六用户留一事件级宏 F1 为 93.30%。六折窗口准确率范围为 90.84% 至 93.68%。正确事件平均输出延迟约 310 ms。</w:t>
       </w:r>
     </w:p>
     <w:p>
@@ -3610,7 +3610,7 @@
                 <w:b w:val="0"/>
                 <w:sz w:val="19"/>
               </w:rPr>
-              <w:t>1,145,480 Byte</w:t>
+              <w:t>3,076,640 Byte</w:t>
             </w:r>
           </w:p>
         </w:tc>
@@ -3714,7 +3714,7 @@
                 <w:b w:val="0"/>
                 <w:sz w:val="19"/>
               </w:rPr>
-              <w:t>30,128 Byte</w:t>
+              <w:t>30,132 Byte</w:t>
             </w:r>
           </w:p>
         </w:tc>

--- a/submission/03_设计文档/VESC2026_IMU手势识别设计文档.docx
+++ b/submission/03_设计文档/VESC2026_IMU手势识别设计文档.docx
@@ -171,7 +171,7 @@
           <w:b w:val="0"/>
           <w:sz w:val="22"/>
         </w:rPr>
-        <w:t>算法采用 1 秒滑动窗口、123 个整数时域特征和 100 棵随机森林。板端加入分类别置信阈值、连续窗口确认、全局冷却和抬腕状态机，减少误报与重复输出。</w:t>
+        <w:t>算法采用 1 秒滑动窗口、123 个整数时域特征和 120 棵随机森林。板端加入分类别置信阈值、连续窗口确认、全局冷却和抬腕状态机，减少误报与重复输出。</w:t>
       </w:r>
     </w:p>
     <w:p>
@@ -1896,7 +1896,7 @@
                 <w:b w:val="0"/>
                 <w:sz w:val="19"/>
               </w:rPr>
-              <w:t>100</w:t>
+              <w:t>120</w:t>
             </w:r>
           </w:p>
         </w:tc>
@@ -1948,7 +1948,7 @@
                 <w:b w:val="0"/>
                 <w:sz w:val="19"/>
               </w:rPr>
-              <w:t>14</w:t>
+              <w:t>16</w:t>
             </w:r>
           </w:p>
         </w:tc>
@@ -2156,7 +2156,7 @@
                 <w:b w:val="0"/>
                 <w:sz w:val="19"/>
               </w:rPr>
-              <w:t>269,196</w:t>
+              <w:t>427,572</w:t>
             </w:r>
           </w:p>
         </w:tc>
@@ -2187,7 +2187,7 @@
           <w:b w:val="0"/>
           <w:sz w:val="22"/>
         </w:rPr>
-        <w:t>投票阈值：pinch 82/100，clench 77/100，up/down 50/100。</w:t>
+        <w:t>投票阈值：pinch 93/120，clench 88/120，up/down 65/120。</w:t>
       </w:r>
     </w:p>
     <w:p>
@@ -2345,7 +2345,7 @@
           <w:b w:val="0"/>
           <w:sz w:val="22"/>
         </w:rPr>
-        <w:t>algo_task 提取特征、执行 100 棵树、运行状态机。</w:t>
+        <w:t>algo_task 提取特征、执行 120 棵树、运行状态机。</w:t>
       </w:r>
     </w:p>
     <w:p>
@@ -2636,7 +2636,7 @@
                 <w:b w:val="0"/>
                 <w:sz w:val="19"/>
               </w:rPr>
-              <w:t>2243</w:t>
+              <w:t>2334</w:t>
             </w:r>
           </w:p>
         </w:tc>
@@ -2661,7 +2661,7 @@
                 <w:b w:val="0"/>
                 <w:sz w:val="19"/>
               </w:rPr>
-              <w:t>268</w:t>
+              <w:t>279</w:t>
             </w:r>
           </w:p>
         </w:tc>
@@ -2686,7 +2686,7 @@
                 <w:b w:val="0"/>
                 <w:sz w:val="19"/>
               </w:rPr>
-              <w:t>537</w:t>
+              <w:t>446</w:t>
             </w:r>
           </w:p>
         </w:tc>
@@ -2711,7 +2711,7 @@
                 <w:b w:val="0"/>
                 <w:sz w:val="19"/>
               </w:rPr>
-              <w:t>89.33%</w:t>
+              <w:t>89.32%</w:t>
             </w:r>
           </w:p>
         </w:tc>
@@ -2736,7 +2736,7 @@
                 <w:b w:val="0"/>
                 <w:sz w:val="19"/>
               </w:rPr>
-              <w:t>80.68%</w:t>
+              <w:t>83.96%</w:t>
             </w:r>
           </w:p>
         </w:tc>
@@ -2761,7 +2761,7 @@
                 <w:b w:val="0"/>
                 <w:sz w:val="19"/>
               </w:rPr>
-              <w:t>84.79%</w:t>
+              <w:t>86.56%</w:t>
             </w:r>
           </w:p>
         </w:tc>
@@ -2813,7 +2813,7 @@
                 <w:b w:val="0"/>
                 <w:sz w:val="19"/>
               </w:rPr>
-              <w:t>2384</w:t>
+              <w:t>2418</w:t>
             </w:r>
           </w:p>
         </w:tc>
@@ -2838,7 +2838,7 @@
                 <w:b w:val="0"/>
                 <w:sz w:val="19"/>
               </w:rPr>
-              <w:t>47</w:t>
+              <w:t>49</w:t>
             </w:r>
           </w:p>
         </w:tc>
@@ -2863,7 +2863,7 @@
                 <w:b w:val="0"/>
                 <w:sz w:val="19"/>
               </w:rPr>
-              <w:t>394</w:t>
+              <w:t>360</w:t>
             </w:r>
           </w:p>
         </w:tc>
@@ -2888,7 +2888,7 @@
                 <w:b w:val="0"/>
                 <w:sz w:val="19"/>
               </w:rPr>
-              <w:t>98.07%</w:t>
+              <w:t>98.01%</w:t>
             </w:r>
           </w:p>
         </w:tc>
@@ -2913,7 +2913,7 @@
                 <w:b w:val="0"/>
                 <w:sz w:val="19"/>
               </w:rPr>
-              <w:t>85.82%</w:t>
+              <w:t>87.04%</w:t>
             </w:r>
           </w:p>
         </w:tc>
@@ -2938,7 +2938,7 @@
                 <w:b w:val="0"/>
                 <w:sz w:val="19"/>
               </w:rPr>
-              <w:t>91.53%</w:t>
+              <w:t>92.20%</w:t>
             </w:r>
           </w:p>
         </w:tc>
@@ -2990,7 +2990,7 @@
                 <w:b w:val="0"/>
                 <w:sz w:val="19"/>
               </w:rPr>
-              <w:t>2367</w:t>
+              <w:t>2349</w:t>
             </w:r>
           </w:p>
         </w:tc>
@@ -3015,7 +3015,7 @@
                 <w:b w:val="0"/>
                 <w:sz w:val="19"/>
               </w:rPr>
-              <w:t>38</w:t>
+              <w:t>29</w:t>
             </w:r>
           </w:p>
         </w:tc>
@@ -3040,7 +3040,7 @@
                 <w:b w:val="0"/>
                 <w:sz w:val="19"/>
               </w:rPr>
-              <w:t>24</w:t>
+              <w:t>42</w:t>
             </w:r>
           </w:p>
         </w:tc>
@@ -3065,7 +3065,7 @@
                 <w:b w:val="0"/>
                 <w:sz w:val="19"/>
               </w:rPr>
-              <w:t>98.42%</w:t>
+              <w:t>98.78%</w:t>
             </w:r>
           </w:p>
         </w:tc>
@@ -3090,7 +3090,7 @@
                 <w:b w:val="0"/>
                 <w:sz w:val="19"/>
               </w:rPr>
-              <w:t>99.00%</w:t>
+              <w:t>98.24%</w:t>
             </w:r>
           </w:p>
         </w:tc>
@@ -3115,7 +3115,7 @@
                 <w:b w:val="0"/>
                 <w:sz w:val="19"/>
               </w:rPr>
-              <w:t>98.71%</w:t>
+              <w:t>98.51%</w:t>
             </w:r>
           </w:p>
         </w:tc>
@@ -3167,32 +3167,7 @@
                 <w:b w:val="0"/>
                 <w:sz w:val="19"/>
               </w:rPr>
-              <w:t>2345</w:t>
-            </w:r>
-          </w:p>
-        </w:tc>
-        <w:tc>
-          <w:tcPr>
-            <w:tcW w:type="dxa" w:w="850"/>
-            <w:vAlign w:val="center"/>
-            <w:tcMar>
-              <w:top w:w="80" w:type="dxa"/>
-              <w:start w:w="120" w:type="dxa"/>
-              <w:bottom w:w="80" w:type="dxa"/>
-              <w:end w:w="120" w:type="dxa"/>
-            </w:tcMar>
-          </w:tcPr>
-          <w:p>
-            <w:pPr>
-              <w:spacing w:before="0" w:after="40" w:line="252" w:lineRule="auto"/>
-            </w:pPr>
-            <w:r>
-              <w:rPr>
-                <w:rFonts w:ascii="Microsoft YaHei" w:hAnsi="Microsoft YaHei" w:eastAsia="Microsoft YaHei"/>
-                <w:b w:val="0"/>
-                <w:sz w:val="19"/>
-              </w:rPr>
-              <w:t>47</w:t>
+              <w:t>2326</w:t>
             </w:r>
           </w:p>
         </w:tc>
@@ -3223,7 +3198,7 @@
         </w:tc>
         <w:tc>
           <w:tcPr>
-            <w:tcW w:type="dxa" w:w="1500"/>
+            <w:tcW w:type="dxa" w:w="850"/>
             <w:vAlign w:val="center"/>
             <w:tcMar>
               <w:top w:w="80" w:type="dxa"/>
@@ -3242,7 +3217,7 @@
                 <w:b w:val="0"/>
                 <w:sz w:val="19"/>
               </w:rPr>
-              <w:t>98.04%</w:t>
+              <w:t>60</w:t>
             </w:r>
           </w:p>
         </w:tc>
@@ -3267,7 +3242,32 @@
                 <w:b w:val="0"/>
                 <w:sz w:val="19"/>
               </w:rPr>
-              <w:t>98.28%</w:t>
+              <w:t>98.27%</w:t>
+            </w:r>
+          </w:p>
+        </w:tc>
+        <w:tc>
+          <w:tcPr>
+            <w:tcW w:type="dxa" w:w="1500"/>
+            <w:vAlign w:val="center"/>
+            <w:tcMar>
+              <w:top w:w="80" w:type="dxa"/>
+              <w:start w:w="120" w:type="dxa"/>
+              <w:bottom w:w="80" w:type="dxa"/>
+              <w:end w:w="120" w:type="dxa"/>
+            </w:tcMar>
+          </w:tcPr>
+          <w:p>
+            <w:pPr>
+              <w:spacing w:before="0" w:after="40" w:line="252" w:lineRule="auto"/>
+            </w:pPr>
+            <w:r>
+              <w:rPr>
+                <w:rFonts w:ascii="Microsoft YaHei" w:hAnsi="Microsoft YaHei" w:eastAsia="Microsoft YaHei"/>
+                <w:b w:val="0"/>
+                <w:sz w:val="19"/>
+              </w:rPr>
+              <w:t>97.49%</w:t>
             </w:r>
           </w:p>
         </w:tc>
@@ -3292,7 +3292,7 @@
                 <w:b w:val="0"/>
                 <w:sz w:val="19"/>
               </w:rPr>
-              <w:t>98.16%</w:t>
+              <w:t>97.88%</w:t>
             </w:r>
           </w:p>
         </w:tc>
@@ -3313,7 +3313,7 @@
           <w:b w:val="0"/>
           <w:sz w:val="22"/>
         </w:rPr>
-        <w:t>六用户留一事件级宏 F1 为 93.30%。六折窗口准确率范围为 90.84% 至 93.68%。正确事件平均输出延迟约 310 ms。</w:t>
+        <w:t>六用户留一事件级宏 F1 为 93.79%。六折窗口准确率范围为 91.02% 至 93.85%。正确事件平均输出延迟约 313 ms。</w:t>
       </w:r>
     </w:p>
     <w:p>
@@ -3610,7 +3610,7 @@
                 <w:b w:val="0"/>
                 <w:sz w:val="19"/>
               </w:rPr>
-              <w:t>3,076,640 Byte</w:t>
+              <w:t>2,522,640 Byte</w:t>
             </w:r>
           </w:p>
         </w:tc>
